--- a/RoleGuides/DCIM-CatalogManager-UseCases.docx
+++ b/RoleGuides/DCIM-CatalogManager-UseCases.docx
@@ -1,6 +1,6 @@
 
 <file path=word/document.xml><?xml version="1.0" encoding="utf-8"?>
-<w:document xmlns:wpc="http://schemas.microsoft.com/office/word/2010/wordprocessingCanvas" xmlns:cx="http://schemas.microsoft.com/office/drawing/2014/chartex" xmlns:cx1="http://schemas.microsoft.com/office/drawing/2015/9/8/chartex" xmlns:cx2="http://schemas.microsoft.com/office/drawing/2015/10/21/chartex" xmlns:cx3="http://schemas.microsoft.com/office/drawing/2016/5/9/chartex" xmlns:cx4="http://schemas.microsoft.com/office/drawing/2016/5/10/chartex" xmlns:cx5="http://schemas.microsoft.com/office/drawing/2016/5/11/chartex" xmlns:mc="http://schemas.openxmlformats.org/markup-compatibility/2006" xmlns:o="urn:schemas-microsoft-com:office:office" xmlns:r="http://schemas.openxmlformats.org/officeDocument/2006/relationships" xmlns:m="http://schemas.openxmlformats.org/officeDocument/2006/math" xmlns:v="urn:schemas-microsoft-com:vml" xmlns:wp14="http://schemas.microsoft.com/office/word/2010/wordprocessingDrawing" xmlns:wp="http://schemas.openxmlformats.org/drawingml/2006/wordprocessingDrawing" xmlns:w10="urn:schemas-microsoft-com:office:word" xmlns:w="http://schemas.openxmlformats.org/wordprocessingml/2006/main" xmlns:w14="http://schemas.microsoft.com/office/word/2010/wordml" xmlns:w15="http://schemas.microsoft.com/office/word/2012/wordml" xmlns:w16se="http://schemas.microsoft.com/office/word/2015/wordml/symex" xmlns:wpg="http://schemas.microsoft.com/office/word/2010/wordprocessingGroup" xmlns:wpi="http://schemas.microsoft.com/office/word/2010/wordprocessingInk" xmlns:wne="http://schemas.microsoft.com/office/word/2006/wordml" xmlns:wps="http://schemas.microsoft.com/office/word/2010/wordprocessingShape" mc:Ignorable="w14 w15 w16se wp14">
+<w:document xmlns:wpc="http://schemas.microsoft.com/office/word/2010/wordprocessingCanvas" xmlns:cx="http://schemas.microsoft.com/office/drawing/2014/chartex" xmlns:cx1="http://schemas.microsoft.com/office/drawing/2015/9/8/chartex" xmlns:cx2="http://schemas.microsoft.com/office/drawing/2015/10/21/chartex" xmlns:cx3="http://schemas.microsoft.com/office/drawing/2016/5/9/chartex" xmlns:cx4="http://schemas.microsoft.com/office/drawing/2016/5/10/chartex" xmlns:cx5="http://schemas.microsoft.com/office/drawing/2016/5/11/chartex" xmlns:cx6="http://schemas.microsoft.com/office/drawing/2016/5/12/chartex" xmlns:cx7="http://schemas.microsoft.com/office/drawing/2016/5/13/chartex" xmlns:cx8="http://schemas.microsoft.com/office/drawing/2016/5/14/chartex" xmlns:mc="http://schemas.openxmlformats.org/markup-compatibility/2006" xmlns:aink="http://schemas.microsoft.com/office/drawing/2016/ink" xmlns:am3d="http://schemas.microsoft.com/office/drawing/2017/model3d" xmlns:o="urn:schemas-microsoft-com:office:office" xmlns:oel="http://schemas.microsoft.com/office/2019/extlst" xmlns:r="http://schemas.openxmlformats.org/officeDocument/2006/relationships" xmlns:m="http://schemas.openxmlformats.org/officeDocument/2006/math" xmlns:v="urn:schemas-microsoft-com:vml" xmlns:wp14="http://schemas.microsoft.com/office/word/2010/wordprocessingDrawing" xmlns:wp="http://schemas.openxmlformats.org/drawingml/2006/wordprocessingDrawing" xmlns:w10="urn:schemas-microsoft-com:office:word" xmlns:w="http://schemas.openxmlformats.org/wordprocessingml/2006/main" xmlns:w14="http://schemas.microsoft.com/office/word/2010/wordml" xmlns:w15="http://schemas.microsoft.com/office/word/2012/wordml" xmlns:w16cex="http://schemas.microsoft.com/office/word/2018/wordml/cex" xmlns:w16cid="http://schemas.microsoft.com/office/word/2016/wordml/cid" xmlns:w16="http://schemas.microsoft.com/office/word/2018/wordml" xmlns:w16du="http://schemas.microsoft.com/office/word/2023/wordml/word16du" xmlns:w16sdtdh="http://schemas.microsoft.com/office/word/2020/wordml/sdtdatahash" xmlns:w16sdtfl="http://schemas.microsoft.com/office/word/2024/wordml/sdtformatlock" xmlns:w16se="http://schemas.microsoft.com/office/word/2015/wordml/symex" xmlns:wpg="http://schemas.microsoft.com/office/word/2010/wordprocessingGroup" xmlns:wpi="http://schemas.microsoft.com/office/word/2010/wordprocessingInk" xmlns:wne="http://schemas.microsoft.com/office/word/2006/wordml" xmlns:wps="http://schemas.microsoft.com/office/word/2010/wordprocessingShape" mc:Ignorable="w14 w15 w16se w16cid w16 w16cex w16sdtdh w16sdtfl w16du wp14">
   <w:body>
     <w:p>
       <w:pPr>
@@ -26,14 +26,13 @@
         <w:dataBinding w:prefixMappings="xmlns:ns0='http://schemas.openxmlformats.org/officeDocument/2006/extended-properties' " w:xpath="/ns0:Properties[1]/ns0:Company[1]" w:storeItemID="{6668398D-A668-4E3E-A5EB-62B293D839F1}"/>
         <w:text/>
       </w:sdtPr>
-      <w:sdtEndPr/>
       <w:sdtContent>
         <w:p>
           <w:pPr>
             <w:pStyle w:val="Heading4"/>
           </w:pPr>
           <w:r>
-            <w:t>VMware IT</w:t>
+            <w:t>DCIM Ops</w:t>
           </w:r>
         </w:p>
       </w:sdtContent>
@@ -49,7 +48,6 @@
         <w:dataBinding w:prefixMappings="xmlns:ns0='http://purl.org/dc/elements/1.1/' xmlns:ns1='http://schemas.openxmlformats.org/package/2006/metadata/core-properties' " w:xpath="/ns1:coreProperties[1]/ns0:title[1]" w:storeItemID="{6C3C8BC8-F283-45AE-878A-BAB7291924A1}"/>
         <w:text/>
       </w:sdtPr>
-      <w:sdtEndPr/>
       <w:sdtContent>
         <w:p>
           <w:pPr>
@@ -72,7 +70,10 @@
         <w:t xml:space="preserve">Version </w:t>
       </w:r>
       <w:r>
-        <w:t>0.1</w:t>
+        <w:t>0.</w:t>
+      </w:r>
+      <w:r>
+        <w:t>2</w:t>
       </w:r>
     </w:p>
     <w:sdt>
@@ -84,21 +85,20 @@
           <w:docPart w:val="BA7854FD742A4FFCA882CCFF9D7981A7"/>
         </w:placeholder>
         <w:dataBinding w:prefixMappings="xmlns:ns0='http://schemas.microsoft.com/office/2006/coverPageProps' " w:xpath="/ns0:CoverPageProperties[1]/ns0:PublishDate[1]" w:storeItemID="{55AF091B-3C7A-41E3-B477-F2FDAA23CFDA}"/>
-        <w:date w:fullDate="2017-04-03T00:00:00Z">
+        <w:date w:fullDate="2026-04-22T00:00:00Z">
           <w:dateFormat w:val="MMMM d, yyyy"/>
           <w:lid w:val="en-US"/>
           <w:storeMappedDataAs w:val="dateTime"/>
           <w:calendar w:val="gregorian"/>
         </w:date>
       </w:sdtPr>
-      <w:sdtEndPr/>
       <w:sdtContent>
         <w:p>
           <w:pPr>
             <w:pStyle w:val="Subtitle"/>
           </w:pPr>
           <w:r>
-            <w:t>April 3, 2017</w:t>
+            <w:t>April 22, 2026</w:t>
           </w:r>
         </w:p>
       </w:sdtContent>
@@ -124,10 +124,12 @@
           <w:dataBinding w:prefixMappings="xmlns:ns0='http://purl.org/dc/elements/1.1/' xmlns:ns1='http://schemas.openxmlformats.org/package/2006/metadata/core-properties' " w:xpath="/ns1:coreProperties[1]/ns0:creator[1]" w:storeItemID="{6C3C8BC8-F283-45AE-878A-BAB7291924A1}"/>
           <w:text/>
         </w:sdtPr>
-        <w:sdtEndPr/>
         <w:sdtContent>
           <w:r>
             <w:t>Phil Pennington</w:t>
+          </w:r>
+          <w:r>
+            <w:t xml:space="preserve"> and Mei Luo</w:t>
           </w:r>
         </w:sdtContent>
       </w:sdt>
@@ -334,8 +336,6 @@
           <w:color w:val="000000"/>
         </w:rPr>
       </w:pPr>
-      <w:bookmarkStart w:id="0" w:name="_GoBack"/>
-      <w:bookmarkEnd w:id="0"/>
     </w:p>
     <w:p>
       <w:pPr>
@@ -1887,7 +1887,7 @@
 </file>
 
 <file path=word/endnotes.xml><?xml version="1.0" encoding="utf-8"?>
-<w:endnotes xmlns:wpc="http://schemas.microsoft.com/office/word/2010/wordprocessingCanvas" xmlns:cx="http://schemas.microsoft.com/office/drawing/2014/chartex" xmlns:cx1="http://schemas.microsoft.com/office/drawing/2015/9/8/chartex" xmlns:cx2="http://schemas.microsoft.com/office/drawing/2015/10/21/chartex" xmlns:cx3="http://schemas.microsoft.com/office/drawing/2016/5/9/chartex" xmlns:cx4="http://schemas.microsoft.com/office/drawing/2016/5/10/chartex" xmlns:cx5="http://schemas.microsoft.com/office/drawing/2016/5/11/chartex" xmlns:mc="http://schemas.openxmlformats.org/markup-compatibility/2006" xmlns:o="urn:schemas-microsoft-com:office:office" xmlns:r="http://schemas.openxmlformats.org/officeDocument/2006/relationships" xmlns:m="http://schemas.openxmlformats.org/officeDocument/2006/math" xmlns:v="urn:schemas-microsoft-com:vml" xmlns:wp14="http://schemas.microsoft.com/office/word/2010/wordprocessingDrawing" xmlns:wp="http://schemas.openxmlformats.org/drawingml/2006/wordprocessingDrawing" xmlns:w10="urn:schemas-microsoft-com:office:word" xmlns:w="http://schemas.openxmlformats.org/wordprocessingml/2006/main" xmlns:w14="http://schemas.microsoft.com/office/word/2010/wordml" xmlns:w15="http://schemas.microsoft.com/office/word/2012/wordml" xmlns:w16se="http://schemas.microsoft.com/office/word/2015/wordml/symex" xmlns:wpg="http://schemas.microsoft.com/office/word/2010/wordprocessingGroup" xmlns:wpi="http://schemas.microsoft.com/office/word/2010/wordprocessingInk" xmlns:wne="http://schemas.microsoft.com/office/word/2006/wordml" xmlns:wps="http://schemas.microsoft.com/office/word/2010/wordprocessingShape" mc:Ignorable="w14 w15 w16se wp14">
+<w:endnotes xmlns:wpc="http://schemas.microsoft.com/office/word/2010/wordprocessingCanvas" xmlns:cx="http://schemas.microsoft.com/office/drawing/2014/chartex" xmlns:cx1="http://schemas.microsoft.com/office/drawing/2015/9/8/chartex" xmlns:cx2="http://schemas.microsoft.com/office/drawing/2015/10/21/chartex" xmlns:cx3="http://schemas.microsoft.com/office/drawing/2016/5/9/chartex" xmlns:cx4="http://schemas.microsoft.com/office/drawing/2016/5/10/chartex" xmlns:cx5="http://schemas.microsoft.com/office/drawing/2016/5/11/chartex" xmlns:cx6="http://schemas.microsoft.com/office/drawing/2016/5/12/chartex" xmlns:cx7="http://schemas.microsoft.com/office/drawing/2016/5/13/chartex" xmlns:cx8="http://schemas.microsoft.com/office/drawing/2016/5/14/chartex" xmlns:mc="http://schemas.openxmlformats.org/markup-compatibility/2006" xmlns:aink="http://schemas.microsoft.com/office/drawing/2016/ink" xmlns:am3d="http://schemas.microsoft.com/office/drawing/2017/model3d" xmlns:o="urn:schemas-microsoft-com:office:office" xmlns:oel="http://schemas.microsoft.com/office/2019/extlst" xmlns:r="http://schemas.openxmlformats.org/officeDocument/2006/relationships" xmlns:m="http://schemas.openxmlformats.org/officeDocument/2006/math" xmlns:v="urn:schemas-microsoft-com:vml" xmlns:wp14="http://schemas.microsoft.com/office/word/2010/wordprocessingDrawing" xmlns:wp="http://schemas.openxmlformats.org/drawingml/2006/wordprocessingDrawing" xmlns:w10="urn:schemas-microsoft-com:office:word" xmlns:w="http://schemas.openxmlformats.org/wordprocessingml/2006/main" xmlns:w14="http://schemas.microsoft.com/office/word/2010/wordml" xmlns:w15="http://schemas.microsoft.com/office/word/2012/wordml" xmlns:w16cex="http://schemas.microsoft.com/office/word/2018/wordml/cex" xmlns:w16cid="http://schemas.microsoft.com/office/word/2016/wordml/cid" xmlns:w16="http://schemas.microsoft.com/office/word/2018/wordml" xmlns:w16du="http://schemas.microsoft.com/office/word/2023/wordml/word16du" xmlns:w16sdtdh="http://schemas.microsoft.com/office/word/2020/wordml/sdtdatahash" xmlns:w16sdtfl="http://schemas.microsoft.com/office/word/2024/wordml/sdtformatlock" xmlns:w16se="http://schemas.microsoft.com/office/word/2015/wordml/symex" xmlns:wpg="http://schemas.microsoft.com/office/word/2010/wordprocessingGroup" xmlns:wpi="http://schemas.microsoft.com/office/word/2010/wordprocessingInk" xmlns:wne="http://schemas.microsoft.com/office/word/2006/wordml" xmlns:wps="http://schemas.microsoft.com/office/word/2010/wordprocessingShape" mc:Ignorable="w14 w15 w16se w16cid w16 w16cex w16sdtdh w16sdtfl w16du wp14">
   <w:endnote w:type="separator" w:id="-1">
     <w:p>
       <w:pPr>
@@ -1912,7 +1912,7 @@
 </file>
 
 <file path=word/footer1.xml><?xml version="1.0" encoding="utf-8"?>
-<w:ftr xmlns:wpc="http://schemas.microsoft.com/office/word/2010/wordprocessingCanvas" xmlns:cx="http://schemas.microsoft.com/office/drawing/2014/chartex" xmlns:cx1="http://schemas.microsoft.com/office/drawing/2015/9/8/chartex" xmlns:cx2="http://schemas.microsoft.com/office/drawing/2015/10/21/chartex" xmlns:cx3="http://schemas.microsoft.com/office/drawing/2016/5/9/chartex" xmlns:cx4="http://schemas.microsoft.com/office/drawing/2016/5/10/chartex" xmlns:cx5="http://schemas.microsoft.com/office/drawing/2016/5/11/chartex" xmlns:mc="http://schemas.openxmlformats.org/markup-compatibility/2006" xmlns:o="urn:schemas-microsoft-com:office:office" xmlns:r="http://schemas.openxmlformats.org/officeDocument/2006/relationships" xmlns:m="http://schemas.openxmlformats.org/officeDocument/2006/math" xmlns:v="urn:schemas-microsoft-com:vml" xmlns:wp14="http://schemas.microsoft.com/office/word/2010/wordprocessingDrawing" xmlns:wp="http://schemas.openxmlformats.org/drawingml/2006/wordprocessingDrawing" xmlns:w10="urn:schemas-microsoft-com:office:word" xmlns:w="http://schemas.openxmlformats.org/wordprocessingml/2006/main" xmlns:w14="http://schemas.microsoft.com/office/word/2010/wordml" xmlns:w15="http://schemas.microsoft.com/office/word/2012/wordml" xmlns:w16se="http://schemas.microsoft.com/office/word/2015/wordml/symex" xmlns:wpg="http://schemas.microsoft.com/office/word/2010/wordprocessingGroup" xmlns:wpi="http://schemas.microsoft.com/office/word/2010/wordprocessingInk" xmlns:wne="http://schemas.microsoft.com/office/word/2006/wordml" xmlns:wps="http://schemas.microsoft.com/office/word/2010/wordprocessingShape" mc:Ignorable="w14 w15 w16se wp14">
+<w:ftr xmlns:wpc="http://schemas.microsoft.com/office/word/2010/wordprocessingCanvas" xmlns:cx="http://schemas.microsoft.com/office/drawing/2014/chartex" xmlns:cx1="http://schemas.microsoft.com/office/drawing/2015/9/8/chartex" xmlns:cx2="http://schemas.microsoft.com/office/drawing/2015/10/21/chartex" xmlns:cx3="http://schemas.microsoft.com/office/drawing/2016/5/9/chartex" xmlns:cx4="http://schemas.microsoft.com/office/drawing/2016/5/10/chartex" xmlns:cx5="http://schemas.microsoft.com/office/drawing/2016/5/11/chartex" xmlns:cx6="http://schemas.microsoft.com/office/drawing/2016/5/12/chartex" xmlns:cx7="http://schemas.microsoft.com/office/drawing/2016/5/13/chartex" xmlns:cx8="http://schemas.microsoft.com/office/drawing/2016/5/14/chartex" xmlns:mc="http://schemas.openxmlformats.org/markup-compatibility/2006" xmlns:aink="http://schemas.microsoft.com/office/drawing/2016/ink" xmlns:am3d="http://schemas.microsoft.com/office/drawing/2017/model3d" xmlns:o="urn:schemas-microsoft-com:office:office" xmlns:oel="http://schemas.microsoft.com/office/2019/extlst" xmlns:r="http://schemas.openxmlformats.org/officeDocument/2006/relationships" xmlns:m="http://schemas.openxmlformats.org/officeDocument/2006/math" xmlns:v="urn:schemas-microsoft-com:vml" xmlns:wp14="http://schemas.microsoft.com/office/word/2010/wordprocessingDrawing" xmlns:wp="http://schemas.openxmlformats.org/drawingml/2006/wordprocessingDrawing" xmlns:w10="urn:schemas-microsoft-com:office:word" xmlns:w="http://schemas.openxmlformats.org/wordprocessingml/2006/main" xmlns:w14="http://schemas.microsoft.com/office/word/2010/wordml" xmlns:w15="http://schemas.microsoft.com/office/word/2012/wordml" xmlns:w16cex="http://schemas.microsoft.com/office/word/2018/wordml/cex" xmlns:w16cid="http://schemas.microsoft.com/office/word/2016/wordml/cid" xmlns:w16="http://schemas.microsoft.com/office/word/2018/wordml" xmlns:w16du="http://schemas.microsoft.com/office/word/2023/wordml/word16du" xmlns:w16sdtdh="http://schemas.microsoft.com/office/word/2020/wordml/sdtdatahash" xmlns:w16sdtfl="http://schemas.microsoft.com/office/word/2024/wordml/sdtformatlock" xmlns:w16se="http://schemas.microsoft.com/office/word/2015/wordml/symex" xmlns:wpg="http://schemas.microsoft.com/office/word/2010/wordprocessingGroup" xmlns:wpi="http://schemas.microsoft.com/office/word/2010/wordprocessingInk" xmlns:wne="http://schemas.microsoft.com/office/word/2006/wordml" xmlns:wps="http://schemas.microsoft.com/office/word/2010/wordprocessingShape" mc:Ignorable="w14 w15 w16se w16cid w16 w16cex w16sdtdh w16sdtfl w16du wp14">
   <w:p>
     <w:pPr>
       <w:pStyle w:val="Footer"/>
@@ -1926,17 +1926,16 @@
           <w:docPart w:val="BA7854FD742A4FFCA882CCFF9D7981A7"/>
         </w:placeholder>
         <w:dataBinding w:prefixMappings="xmlns:ns0='http://schemas.microsoft.com/office/2006/coverPageProps' " w:xpath="/ns0:CoverPageProperties[1]/ns0:PublishDate[1]" w:storeItemID="{55AF091B-3C7A-41E3-B477-F2FDAA23CFDA}"/>
-        <w:date w:fullDate="2017-04-03T00:00:00Z">
+        <w:date w:fullDate="2026-04-22T00:00:00Z">
           <w:dateFormat w:val="MMMM d, yyyy"/>
           <w:lid w:val="en-US"/>
           <w:storeMappedDataAs w:val="dateTime"/>
           <w:calendar w:val="gregorian"/>
         </w:date>
       </w:sdtPr>
-      <w:sdtEndPr/>
       <w:sdtContent>
         <w:r>
-          <w:t>April 3, 2017</w:t>
+          <w:t>April 22, 2026</w:t>
         </w:r>
       </w:sdtContent>
     </w:sdt>
@@ -1981,7 +1980,7 @@
 </file>
 
 <file path=word/footnotes.xml><?xml version="1.0" encoding="utf-8"?>
-<w:footnotes xmlns:wpc="http://schemas.microsoft.com/office/word/2010/wordprocessingCanvas" xmlns:cx="http://schemas.microsoft.com/office/drawing/2014/chartex" xmlns:cx1="http://schemas.microsoft.com/office/drawing/2015/9/8/chartex" xmlns:cx2="http://schemas.microsoft.com/office/drawing/2015/10/21/chartex" xmlns:cx3="http://schemas.microsoft.com/office/drawing/2016/5/9/chartex" xmlns:cx4="http://schemas.microsoft.com/office/drawing/2016/5/10/chartex" xmlns:cx5="http://schemas.microsoft.com/office/drawing/2016/5/11/chartex" xmlns:mc="http://schemas.openxmlformats.org/markup-compatibility/2006" xmlns:o="urn:schemas-microsoft-com:office:office" xmlns:r="http://schemas.openxmlformats.org/officeDocument/2006/relationships" xmlns:m="http://schemas.openxmlformats.org/officeDocument/2006/math" xmlns:v="urn:schemas-microsoft-com:vml" xmlns:wp14="http://schemas.microsoft.com/office/word/2010/wordprocessingDrawing" xmlns:wp="http://schemas.openxmlformats.org/drawingml/2006/wordprocessingDrawing" xmlns:w10="urn:schemas-microsoft-com:office:word" xmlns:w="http://schemas.openxmlformats.org/wordprocessingml/2006/main" xmlns:w14="http://schemas.microsoft.com/office/word/2010/wordml" xmlns:w15="http://schemas.microsoft.com/office/word/2012/wordml" xmlns:w16se="http://schemas.microsoft.com/office/word/2015/wordml/symex" xmlns:wpg="http://schemas.microsoft.com/office/word/2010/wordprocessingGroup" xmlns:wpi="http://schemas.microsoft.com/office/word/2010/wordprocessingInk" xmlns:wne="http://schemas.microsoft.com/office/word/2006/wordml" xmlns:wps="http://schemas.microsoft.com/office/word/2010/wordprocessingShape" mc:Ignorable="w14 w15 w16se wp14">
+<w:footnotes xmlns:wpc="http://schemas.microsoft.com/office/word/2010/wordprocessingCanvas" xmlns:cx="http://schemas.microsoft.com/office/drawing/2014/chartex" xmlns:cx1="http://schemas.microsoft.com/office/drawing/2015/9/8/chartex" xmlns:cx2="http://schemas.microsoft.com/office/drawing/2015/10/21/chartex" xmlns:cx3="http://schemas.microsoft.com/office/drawing/2016/5/9/chartex" xmlns:cx4="http://schemas.microsoft.com/office/drawing/2016/5/10/chartex" xmlns:cx5="http://schemas.microsoft.com/office/drawing/2016/5/11/chartex" xmlns:cx6="http://schemas.microsoft.com/office/drawing/2016/5/12/chartex" xmlns:cx7="http://schemas.microsoft.com/office/drawing/2016/5/13/chartex" xmlns:cx8="http://schemas.microsoft.com/office/drawing/2016/5/14/chartex" xmlns:mc="http://schemas.openxmlformats.org/markup-compatibility/2006" xmlns:aink="http://schemas.microsoft.com/office/drawing/2016/ink" xmlns:am3d="http://schemas.microsoft.com/office/drawing/2017/model3d" xmlns:o="urn:schemas-microsoft-com:office:office" xmlns:oel="http://schemas.microsoft.com/office/2019/extlst" xmlns:r="http://schemas.openxmlformats.org/officeDocument/2006/relationships" xmlns:m="http://schemas.openxmlformats.org/officeDocument/2006/math" xmlns:v="urn:schemas-microsoft-com:vml" xmlns:wp14="http://schemas.microsoft.com/office/word/2010/wordprocessingDrawing" xmlns:wp="http://schemas.openxmlformats.org/drawingml/2006/wordprocessingDrawing" xmlns:w10="urn:schemas-microsoft-com:office:word" xmlns:w="http://schemas.openxmlformats.org/wordprocessingml/2006/main" xmlns:w14="http://schemas.microsoft.com/office/word/2010/wordml" xmlns:w15="http://schemas.microsoft.com/office/word/2012/wordml" xmlns:w16cex="http://schemas.microsoft.com/office/word/2018/wordml/cex" xmlns:w16cid="http://schemas.microsoft.com/office/word/2016/wordml/cid" xmlns:w16="http://schemas.microsoft.com/office/word/2018/wordml" xmlns:w16du="http://schemas.microsoft.com/office/word/2023/wordml/word16du" xmlns:w16sdtdh="http://schemas.microsoft.com/office/word/2020/wordml/sdtdatahash" xmlns:w16sdtfl="http://schemas.microsoft.com/office/word/2024/wordml/sdtformatlock" xmlns:w16se="http://schemas.microsoft.com/office/word/2015/wordml/symex" xmlns:wpg="http://schemas.microsoft.com/office/word/2010/wordprocessingGroup" xmlns:wpi="http://schemas.microsoft.com/office/word/2010/wordprocessingInk" xmlns:wne="http://schemas.microsoft.com/office/word/2006/wordml" xmlns:wps="http://schemas.microsoft.com/office/word/2010/wordprocessingShape" mc:Ignorable="w14 w15 w16se w16cid w16 w16cex w16sdtdh w16sdtfl w16du wp14">
   <w:footnote w:type="separator" w:id="-1">
     <w:p>
       <w:pPr>
@@ -2006,7 +2005,7 @@
 </file>
 
 <file path=word/numbering.xml><?xml version="1.0" encoding="utf-8"?>
-<w:numbering xmlns:wpc="http://schemas.microsoft.com/office/word/2010/wordprocessingCanvas" xmlns:cx="http://schemas.microsoft.com/office/drawing/2014/chartex" xmlns:cx1="http://schemas.microsoft.com/office/drawing/2015/9/8/chartex" xmlns:cx2="http://schemas.microsoft.com/office/drawing/2015/10/21/chartex" xmlns:cx3="http://schemas.microsoft.com/office/drawing/2016/5/9/chartex" xmlns:cx4="http://schemas.microsoft.com/office/drawing/2016/5/10/chartex" xmlns:cx5="http://schemas.microsoft.com/office/drawing/2016/5/11/chartex" xmlns:mc="http://schemas.openxmlformats.org/markup-compatibility/2006" xmlns:o="urn:schemas-microsoft-com:office:office" xmlns:r="http://schemas.openxmlformats.org/officeDocument/2006/relationships" xmlns:m="http://schemas.openxmlformats.org/officeDocument/2006/math" xmlns:v="urn:schemas-microsoft-com:vml" xmlns:wp14="http://schemas.microsoft.com/office/word/2010/wordprocessingDrawing" xmlns:wp="http://schemas.openxmlformats.org/drawingml/2006/wordprocessingDrawing" xmlns:w10="urn:schemas-microsoft-com:office:word" xmlns:w="http://schemas.openxmlformats.org/wordprocessingml/2006/main" xmlns:w14="http://schemas.microsoft.com/office/word/2010/wordml" xmlns:w15="http://schemas.microsoft.com/office/word/2012/wordml" xmlns:w16se="http://schemas.microsoft.com/office/word/2015/wordml/symex" xmlns:wpg="http://schemas.microsoft.com/office/word/2010/wordprocessingGroup" xmlns:wpi="http://schemas.microsoft.com/office/word/2010/wordprocessingInk" xmlns:wne="http://schemas.microsoft.com/office/word/2006/wordml" xmlns:wps="http://schemas.microsoft.com/office/word/2010/wordprocessingShape" mc:Ignorable="w14 w15 w16se wp14">
+<w:numbering xmlns:wpc="http://schemas.microsoft.com/office/word/2010/wordprocessingCanvas" xmlns:cx="http://schemas.microsoft.com/office/drawing/2014/chartex" xmlns:cx1="http://schemas.microsoft.com/office/drawing/2015/9/8/chartex" xmlns:cx2="http://schemas.microsoft.com/office/drawing/2015/10/21/chartex" xmlns:cx3="http://schemas.microsoft.com/office/drawing/2016/5/9/chartex" xmlns:cx4="http://schemas.microsoft.com/office/drawing/2016/5/10/chartex" xmlns:cx5="http://schemas.microsoft.com/office/drawing/2016/5/11/chartex" xmlns:cx6="http://schemas.microsoft.com/office/drawing/2016/5/12/chartex" xmlns:cx7="http://schemas.microsoft.com/office/drawing/2016/5/13/chartex" xmlns:cx8="http://schemas.microsoft.com/office/drawing/2016/5/14/chartex" xmlns:mc="http://schemas.openxmlformats.org/markup-compatibility/2006" xmlns:aink="http://schemas.microsoft.com/office/drawing/2016/ink" xmlns:am3d="http://schemas.microsoft.com/office/drawing/2017/model3d" xmlns:o="urn:schemas-microsoft-com:office:office" xmlns:oel="http://schemas.microsoft.com/office/2019/extlst" xmlns:r="http://schemas.openxmlformats.org/officeDocument/2006/relationships" xmlns:m="http://schemas.openxmlformats.org/officeDocument/2006/math" xmlns:v="urn:schemas-microsoft-com:vml" xmlns:wp14="http://schemas.microsoft.com/office/word/2010/wordprocessingDrawing" xmlns:wp="http://schemas.openxmlformats.org/drawingml/2006/wordprocessingDrawing" xmlns:w10="urn:schemas-microsoft-com:office:word" xmlns:w="http://schemas.openxmlformats.org/wordprocessingml/2006/main" xmlns:w14="http://schemas.microsoft.com/office/word/2010/wordml" xmlns:w15="http://schemas.microsoft.com/office/word/2012/wordml" xmlns:w16cex="http://schemas.microsoft.com/office/word/2018/wordml/cex" xmlns:w16cid="http://schemas.microsoft.com/office/word/2016/wordml/cid" xmlns:w16="http://schemas.microsoft.com/office/word/2018/wordml" xmlns:w16du="http://schemas.microsoft.com/office/word/2023/wordml/word16du" xmlns:w16sdtdh="http://schemas.microsoft.com/office/word/2020/wordml/sdtdatahash" xmlns:w16sdtfl="http://schemas.microsoft.com/office/word/2024/wordml/sdtformatlock" xmlns:w16se="http://schemas.microsoft.com/office/word/2015/wordml/symex" xmlns:wpg="http://schemas.microsoft.com/office/word/2010/wordprocessingGroup" xmlns:wpi="http://schemas.microsoft.com/office/word/2010/wordprocessingInk" xmlns:wne="http://schemas.microsoft.com/office/word/2006/wordml" xmlns:wps="http://schemas.microsoft.com/office/word/2010/wordprocessingShape" mc:Ignorable="w14 w15 w16se w16cid w16 w16cex w16sdtdh w16sdtfl w16du wp14">
   <w:abstractNum w:abstractNumId="0" w15:restartNumberingAfterBreak="0">
     <w:nsid w:val="00BB3389"/>
     <w:multiLevelType w:val="hybridMultilevel"/>
@@ -5924,122 +5923,122 @@
       </w:pPr>
     </w:lvl>
   </w:abstractNum>
-  <w:num w:numId="1">
+  <w:num w:numId="1" w16cid:durableId="1920752209">
     <w:abstractNumId w:val="15"/>
   </w:num>
-  <w:num w:numId="2">
+  <w:num w:numId="2" w16cid:durableId="454449830">
     <w:abstractNumId w:val="16"/>
   </w:num>
-  <w:num w:numId="3">
+  <w:num w:numId="3" w16cid:durableId="884485120">
     <w:abstractNumId w:val="17"/>
   </w:num>
-  <w:num w:numId="4">
+  <w:num w:numId="4" w16cid:durableId="1152405159">
     <w:abstractNumId w:val="13"/>
   </w:num>
-  <w:num w:numId="5">
+  <w:num w:numId="5" w16cid:durableId="1777020825">
     <w:abstractNumId w:val="27"/>
   </w:num>
-  <w:num w:numId="6">
+  <w:num w:numId="6" w16cid:durableId="989091288">
     <w:abstractNumId w:val="9"/>
   </w:num>
-  <w:num w:numId="7">
+  <w:num w:numId="7" w16cid:durableId="1804619315">
     <w:abstractNumId w:val="18"/>
   </w:num>
-  <w:num w:numId="8">
+  <w:num w:numId="8" w16cid:durableId="1136142251">
     <w:abstractNumId w:val="0"/>
   </w:num>
-  <w:num w:numId="9">
+  <w:num w:numId="9" w16cid:durableId="2096658180">
     <w:abstractNumId w:val="26"/>
   </w:num>
-  <w:num w:numId="10">
+  <w:num w:numId="10" w16cid:durableId="290215266">
     <w:abstractNumId w:val="8"/>
   </w:num>
-  <w:num w:numId="11">
+  <w:num w:numId="11" w16cid:durableId="1707488900">
     <w:abstractNumId w:val="29"/>
   </w:num>
-  <w:num w:numId="12">
+  <w:num w:numId="12" w16cid:durableId="1398701911">
     <w:abstractNumId w:val="12"/>
   </w:num>
-  <w:num w:numId="13">
+  <w:num w:numId="13" w16cid:durableId="2125923589">
     <w:abstractNumId w:val="32"/>
   </w:num>
-  <w:num w:numId="14">
+  <w:num w:numId="14" w16cid:durableId="2090033208">
     <w:abstractNumId w:val="1"/>
   </w:num>
-  <w:num w:numId="15">
+  <w:num w:numId="15" w16cid:durableId="538054379">
     <w:abstractNumId w:val="7"/>
   </w:num>
-  <w:num w:numId="16">
+  <w:num w:numId="16" w16cid:durableId="979504565">
     <w:abstractNumId w:val="3"/>
   </w:num>
-  <w:num w:numId="17">
+  <w:num w:numId="17" w16cid:durableId="281963293">
     <w:abstractNumId w:val="14"/>
   </w:num>
-  <w:num w:numId="18">
+  <w:num w:numId="18" w16cid:durableId="403528829">
     <w:abstractNumId w:val="24"/>
   </w:num>
-  <w:num w:numId="19">
+  <w:num w:numId="19" w16cid:durableId="2088188325">
     <w:abstractNumId w:val="4"/>
   </w:num>
-  <w:num w:numId="20">
+  <w:num w:numId="20" w16cid:durableId="1904288893">
     <w:abstractNumId w:val="22"/>
   </w:num>
-  <w:num w:numId="21">
+  <w:num w:numId="21" w16cid:durableId="1151873936">
     <w:abstractNumId w:val="2"/>
   </w:num>
-  <w:num w:numId="22">
+  <w:num w:numId="22" w16cid:durableId="1619264683">
     <w:abstractNumId w:val="33"/>
   </w:num>
-  <w:num w:numId="23">
+  <w:num w:numId="23" w16cid:durableId="592200947">
     <w:abstractNumId w:val="11"/>
   </w:num>
-  <w:num w:numId="24">
+  <w:num w:numId="24" w16cid:durableId="484467640">
     <w:abstractNumId w:val="6"/>
   </w:num>
-  <w:num w:numId="25">
+  <w:num w:numId="25" w16cid:durableId="619843711">
     <w:abstractNumId w:val="10"/>
   </w:num>
-  <w:num w:numId="26">
+  <w:num w:numId="26" w16cid:durableId="1250962592">
     <w:abstractNumId w:val="21"/>
   </w:num>
-  <w:num w:numId="27">
+  <w:num w:numId="27" w16cid:durableId="1313679259">
     <w:abstractNumId w:val="30"/>
   </w:num>
-  <w:num w:numId="28">
+  <w:num w:numId="28" w16cid:durableId="151798024">
     <w:abstractNumId w:val="20"/>
   </w:num>
-  <w:num w:numId="29">
+  <w:num w:numId="29" w16cid:durableId="1635138139">
     <w:abstractNumId w:val="31"/>
   </w:num>
-  <w:num w:numId="30">
+  <w:num w:numId="30" w16cid:durableId="2119980419">
     <w:abstractNumId w:val="36"/>
   </w:num>
-  <w:num w:numId="31">
+  <w:num w:numId="31" w16cid:durableId="152569719">
     <w:abstractNumId w:val="35"/>
   </w:num>
-  <w:num w:numId="32">
+  <w:num w:numId="32" w16cid:durableId="1360205804">
     <w:abstractNumId w:val="5"/>
   </w:num>
-  <w:num w:numId="33">
+  <w:num w:numId="33" w16cid:durableId="955335863">
     <w:abstractNumId w:val="25"/>
   </w:num>
-  <w:num w:numId="34">
+  <w:num w:numId="34" w16cid:durableId="1114859172">
     <w:abstractNumId w:val="19"/>
   </w:num>
-  <w:num w:numId="35">
+  <w:num w:numId="35" w16cid:durableId="1650017276">
     <w:abstractNumId w:val="34"/>
   </w:num>
-  <w:num w:numId="36">
+  <w:num w:numId="36" w16cid:durableId="1751270588">
     <w:abstractNumId w:val="28"/>
   </w:num>
-  <w:num w:numId="37">
+  <w:num w:numId="37" w16cid:durableId="1119370309">
     <w:abstractNumId w:val="23"/>
   </w:num>
 </w:numbering>
 </file>
 
 <file path=word/styles.xml><?xml version="1.0" encoding="utf-8"?>
-<w:styles xmlns:mc="http://schemas.openxmlformats.org/markup-compatibility/2006" xmlns:r="http://schemas.openxmlformats.org/officeDocument/2006/relationships" xmlns:w="http://schemas.openxmlformats.org/wordprocessingml/2006/main" xmlns:w14="http://schemas.microsoft.com/office/word/2010/wordml" xmlns:w15="http://schemas.microsoft.com/office/word/2012/wordml" xmlns:w16se="http://schemas.microsoft.com/office/word/2015/wordml/symex" mc:Ignorable="w14 w15 w16se">
+<w:styles xmlns:mc="http://schemas.openxmlformats.org/markup-compatibility/2006" xmlns:r="http://schemas.openxmlformats.org/officeDocument/2006/relationships" xmlns:w="http://schemas.openxmlformats.org/wordprocessingml/2006/main" xmlns:w14="http://schemas.microsoft.com/office/word/2010/wordml" xmlns:w15="http://schemas.microsoft.com/office/word/2012/wordml" xmlns:w16cex="http://schemas.microsoft.com/office/word/2018/wordml/cex" xmlns:w16cid="http://schemas.microsoft.com/office/word/2016/wordml/cid" xmlns:w16="http://schemas.microsoft.com/office/word/2018/wordml" xmlns:w16du="http://schemas.microsoft.com/office/word/2023/wordml/word16du" xmlns:w16sdtdh="http://schemas.microsoft.com/office/word/2020/wordml/sdtdatahash" xmlns:w16sdtfl="http://schemas.microsoft.com/office/word/2024/wordml/sdtformatlock" xmlns:w16se="http://schemas.microsoft.com/office/word/2015/wordml/symex" mc:Ignorable="w14 w15 w16se w16cid w16 w16cex w16sdtdh w16sdtfl w16du">
   <w:docDefaults>
     <w:rPrDefault>
       <w:rPr>
@@ -6055,7 +6054,7 @@
       </w:pPr>
     </w:pPrDefault>
   </w:docDefaults>
-  <w:latentStyles w:defLockedState="0" w:defUIPriority="99" w:defSemiHidden="0" w:defUnhideWhenUsed="0" w:defQFormat="0" w:count="374">
+  <w:latentStyles w:defLockedState="0" w:defUIPriority="99" w:defSemiHidden="0" w:defUnhideWhenUsed="0" w:defQFormat="0" w:count="376">
     <w:lsdException w:name="Normal" w:uiPriority="0" w:qFormat="1"/>
     <w:lsdException w:name="heading 1" w:uiPriority="9" w:qFormat="1"/>
     <w:lsdException w:name="heading 2" w:semiHidden="1" w:uiPriority="9" w:unhideWhenUsed="1" w:qFormat="1"/>
@@ -6430,6 +6429,8 @@
     <w:lsdException w:name="Mention" w:semiHidden="1" w:unhideWhenUsed="1"/>
     <w:lsdException w:name="Smart Hyperlink" w:semiHidden="1" w:unhideWhenUsed="1"/>
     <w:lsdException w:name="Hashtag" w:semiHidden="1" w:unhideWhenUsed="1"/>
+    <w:lsdException w:name="Unresolved Mention" w:semiHidden="1" w:unhideWhenUsed="1"/>
+    <w:lsdException w:name="Smart Link" w:semiHidden="1" w:unhideWhenUsed="1"/>
   </w:latentStyles>
   <w:style w:type="paragraph" w:default="1" w:styleId="Normal">
     <w:name w:val="Normal"/>
@@ -6916,7 +6917,7 @@
 </file>
 
 <file path=word/glossary/document.xml><?xml version="1.0" encoding="utf-8"?>
-<w:glossaryDocument xmlns:wpc="http://schemas.microsoft.com/office/word/2010/wordprocessingCanvas" xmlns:cx="http://schemas.microsoft.com/office/drawing/2014/chartex" xmlns:cx1="http://schemas.microsoft.com/office/drawing/2015/9/8/chartex" xmlns:cx2="http://schemas.microsoft.com/office/drawing/2015/10/21/chartex" xmlns:cx3="http://schemas.microsoft.com/office/drawing/2016/5/9/chartex" xmlns:cx4="http://schemas.microsoft.com/office/drawing/2016/5/10/chartex" xmlns:cx5="http://schemas.microsoft.com/office/drawing/2016/5/11/chartex" xmlns:mc="http://schemas.openxmlformats.org/markup-compatibility/2006" xmlns:o="urn:schemas-microsoft-com:office:office" xmlns:r="http://schemas.openxmlformats.org/officeDocument/2006/relationships" xmlns:m="http://schemas.openxmlformats.org/officeDocument/2006/math" xmlns:v="urn:schemas-microsoft-com:vml" xmlns:wp14="http://schemas.microsoft.com/office/word/2010/wordprocessingDrawing" xmlns:wp="http://schemas.openxmlformats.org/drawingml/2006/wordprocessingDrawing" xmlns:w10="urn:schemas-microsoft-com:office:word" xmlns:w="http://schemas.openxmlformats.org/wordprocessingml/2006/main" xmlns:w14="http://schemas.microsoft.com/office/word/2010/wordml" xmlns:w15="http://schemas.microsoft.com/office/word/2012/wordml" xmlns:w16se="http://schemas.microsoft.com/office/word/2015/wordml/symex" xmlns:wpg="http://schemas.microsoft.com/office/word/2010/wordprocessingGroup" xmlns:wpi="http://schemas.microsoft.com/office/word/2010/wordprocessingInk" xmlns:wne="http://schemas.microsoft.com/office/word/2006/wordml" xmlns:wps="http://schemas.microsoft.com/office/word/2010/wordprocessingShape" mc:Ignorable="w14 w15 w16se wp14">
+<w:glossaryDocument xmlns:wpc="http://schemas.microsoft.com/office/word/2010/wordprocessingCanvas" xmlns:cx="http://schemas.microsoft.com/office/drawing/2014/chartex" xmlns:cx1="http://schemas.microsoft.com/office/drawing/2015/9/8/chartex" xmlns:cx2="http://schemas.microsoft.com/office/drawing/2015/10/21/chartex" xmlns:cx3="http://schemas.microsoft.com/office/drawing/2016/5/9/chartex" xmlns:cx4="http://schemas.microsoft.com/office/drawing/2016/5/10/chartex" xmlns:cx5="http://schemas.microsoft.com/office/drawing/2016/5/11/chartex" xmlns:cx6="http://schemas.microsoft.com/office/drawing/2016/5/12/chartex" xmlns:cx7="http://schemas.microsoft.com/office/drawing/2016/5/13/chartex" xmlns:cx8="http://schemas.microsoft.com/office/drawing/2016/5/14/chartex" xmlns:mc="http://schemas.openxmlformats.org/markup-compatibility/2006" xmlns:aink="http://schemas.microsoft.com/office/drawing/2016/ink" xmlns:am3d="http://schemas.microsoft.com/office/drawing/2017/model3d" xmlns:o="urn:schemas-microsoft-com:office:office" xmlns:oel="http://schemas.microsoft.com/office/2019/extlst" xmlns:r="http://schemas.openxmlformats.org/officeDocument/2006/relationships" xmlns:m="http://schemas.openxmlformats.org/officeDocument/2006/math" xmlns:v="urn:schemas-microsoft-com:vml" xmlns:wp14="http://schemas.microsoft.com/office/word/2010/wordprocessingDrawing" xmlns:wp="http://schemas.openxmlformats.org/drawingml/2006/wordprocessingDrawing" xmlns:w10="urn:schemas-microsoft-com:office:word" xmlns:w="http://schemas.openxmlformats.org/wordprocessingml/2006/main" xmlns:w14="http://schemas.microsoft.com/office/word/2010/wordml" xmlns:w15="http://schemas.microsoft.com/office/word/2012/wordml" xmlns:w16cex="http://schemas.microsoft.com/office/word/2018/wordml/cex" xmlns:w16cid="http://schemas.microsoft.com/office/word/2016/wordml/cid" xmlns:w16="http://schemas.microsoft.com/office/word/2018/wordml" xmlns:w16du="http://schemas.microsoft.com/office/word/2023/wordml/word16du" xmlns:w16sdtdh="http://schemas.microsoft.com/office/word/2020/wordml/sdtdatahash" xmlns:w16sdtfl="http://schemas.microsoft.com/office/word/2024/wordml/sdtformatlock" xmlns:w16se="http://schemas.microsoft.com/office/word/2015/wordml/symex" xmlns:wpg="http://schemas.microsoft.com/office/word/2010/wordprocessingGroup" xmlns:wpi="http://schemas.microsoft.com/office/word/2010/wordprocessingInk" xmlns:wne="http://schemas.microsoft.com/office/word/2006/wordml" xmlns:wps="http://schemas.microsoft.com/office/word/2010/wordprocessingShape" mc:Ignorable="w14 w15 w16se w16cid w16 w16cex w16sdtdh w16sdtfl w16du wp14">
   <w:docParts>
     <w:docPart>
       <w:docPartPr>
@@ -7027,7 +7028,7 @@
 </file>
 
 <file path=word/glossary/fontTable.xml><?xml version="1.0" encoding="utf-8"?>
-<w:fonts xmlns:mc="http://schemas.openxmlformats.org/markup-compatibility/2006" xmlns:r="http://schemas.openxmlformats.org/officeDocument/2006/relationships" xmlns:w="http://schemas.openxmlformats.org/wordprocessingml/2006/main" xmlns:w14="http://schemas.microsoft.com/office/word/2010/wordml" xmlns:w15="http://schemas.microsoft.com/office/word/2012/wordml" xmlns:w16se="http://schemas.microsoft.com/office/word/2015/wordml/symex" mc:Ignorable="w14 w15 w16se">
+<w:fonts xmlns:mc="http://schemas.openxmlformats.org/markup-compatibility/2006" xmlns:r="http://schemas.openxmlformats.org/officeDocument/2006/relationships" xmlns:w="http://schemas.openxmlformats.org/wordprocessingml/2006/main" xmlns:w14="http://schemas.microsoft.com/office/word/2010/wordml" xmlns:w15="http://schemas.microsoft.com/office/word/2012/wordml" xmlns:w16cex="http://schemas.microsoft.com/office/word/2018/wordml/cex" xmlns:w16cid="http://schemas.microsoft.com/office/word/2016/wordml/cid" xmlns:w16="http://schemas.microsoft.com/office/word/2018/wordml" xmlns:w16du="http://schemas.microsoft.com/office/word/2023/wordml/word16du" xmlns:w16sdtdh="http://schemas.microsoft.com/office/word/2020/wordml/sdtdatahash" xmlns:w16sdtfl="http://schemas.microsoft.com/office/word/2024/wordml/sdtformatlock" xmlns:w16se="http://schemas.microsoft.com/office/word/2015/wordml/symex" mc:Ignorable="w14 w15 w16se w16cid w16 w16cex w16sdtdh w16sdtfl w16du">
   <w:font w:name="Symbol">
     <w:panose1 w:val="05050102010706020507"/>
     <w:charset w:val="02"/>
@@ -7061,14 +7062,14 @@
     <w:charset w:val="00"/>
     <w:family w:val="roman"/>
     <w:pitch w:val="variable"/>
-    <w:sig w:usb0="E00002FF" w:usb1="400004FF" w:usb2="00000000" w:usb3="00000000" w:csb0="0000019F" w:csb1="00000000"/>
+    <w:sig w:usb0="E00006FF" w:usb1="420024FF" w:usb2="02000000" w:usb3="00000000" w:csb0="0000019F" w:csb1="00000000"/>
   </w:font>
   <w:font w:name="Calibri">
     <w:panose1 w:val="020F0502020204030204"/>
     <w:charset w:val="00"/>
     <w:family w:val="swiss"/>
     <w:pitch w:val="variable"/>
-    <w:sig w:usb0="E0002AFF" w:usb1="C000247B" w:usb2="00000009" w:usb3="00000000" w:csb0="000001FF" w:csb1="00000000"/>
+    <w:sig w:usb0="E4002EFF" w:usb1="C200247B" w:usb2="00000009" w:usb3="00000000" w:csb0="000001FF" w:csb1="00000000"/>
   </w:font>
   <w:font w:name="Segoe UI Symbol">
     <w:panose1 w:val="020B0502040204020203"/>
@@ -7082,20 +7083,25 @@
     <w:charset w:val="00"/>
     <w:family w:val="swiss"/>
     <w:pitch w:val="variable"/>
-    <w:sig w:usb0="E0002EFF" w:usb1="C0007843" w:usb2="00000009" w:usb3="00000000" w:csb0="000001FF" w:csb1="00000000"/>
+    <w:sig w:usb0="E0002EFF" w:usb1="C000785B" w:usb2="00000009" w:usb3="00000000" w:csb0="000001FF" w:csb1="00000000"/>
   </w:font>
-  <w:font w:name="Calibri Light">
-    <w:panose1 w:val="020F0302020204030204"/>
+  <w:font w:name="Aptos">
     <w:charset w:val="00"/>
     <w:family w:val="swiss"/>
     <w:pitch w:val="variable"/>
-    <w:sig w:usb0="E0002AFF" w:usb1="C000247B" w:usb2="00000009" w:usb3="00000000" w:csb0="000001FF" w:csb1="00000000"/>
+    <w:sig w:usb0="20000287" w:usb1="00000003" w:usb2="00000000" w:usb3="00000000" w:csb0="0000019F" w:csb1="00000000"/>
+  </w:font>
+  <w:font w:name="Aptos Display">
+    <w:charset w:val="00"/>
+    <w:family w:val="swiss"/>
+    <w:pitch w:val="variable"/>
+    <w:sig w:usb0="20000287" w:usb1="00000003" w:usb2="00000000" w:usb3="00000000" w:csb0="0000019F" w:csb1="00000000"/>
   </w:font>
 </w:fonts>
 </file>
 
 <file path=word/glossary/settings.xml><?xml version="1.0" encoding="utf-8"?>
-<w:settings xmlns:mc="http://schemas.openxmlformats.org/markup-compatibility/2006" xmlns:o="urn:schemas-microsoft-com:office:office" xmlns:r="http://schemas.openxmlformats.org/officeDocument/2006/relationships" xmlns:m="http://schemas.openxmlformats.org/officeDocument/2006/math" xmlns:v="urn:schemas-microsoft-com:vml" xmlns:w10="urn:schemas-microsoft-com:office:word" xmlns:w="http://schemas.openxmlformats.org/wordprocessingml/2006/main" xmlns:w14="http://schemas.microsoft.com/office/word/2010/wordml" xmlns:w15="http://schemas.microsoft.com/office/word/2012/wordml" xmlns:w16se="http://schemas.microsoft.com/office/word/2015/wordml/symex" xmlns:sl="http://schemas.openxmlformats.org/schemaLibrary/2006/main" mc:Ignorable="w14 w15 w16se">
+<w:settings xmlns:mc="http://schemas.openxmlformats.org/markup-compatibility/2006" xmlns:o="urn:schemas-microsoft-com:office:office" xmlns:r="http://schemas.openxmlformats.org/officeDocument/2006/relationships" xmlns:m="http://schemas.openxmlformats.org/officeDocument/2006/math" xmlns:v="urn:schemas-microsoft-com:vml" xmlns:w10="urn:schemas-microsoft-com:office:word" xmlns:w="http://schemas.openxmlformats.org/wordprocessingml/2006/main" xmlns:w14="http://schemas.microsoft.com/office/word/2010/wordml" xmlns:w15="http://schemas.microsoft.com/office/word/2012/wordml" xmlns:w16cex="http://schemas.microsoft.com/office/word/2018/wordml/cex" xmlns:w16cid="http://schemas.microsoft.com/office/word/2016/wordml/cid" xmlns:w16="http://schemas.microsoft.com/office/word/2018/wordml" xmlns:w16du="http://schemas.microsoft.com/office/word/2023/wordml/word16du" xmlns:w16sdtdh="http://schemas.microsoft.com/office/word/2020/wordml/sdtdatahash" xmlns:w16sdtfl="http://schemas.microsoft.com/office/word/2024/wordml/sdtformatlock" xmlns:w16se="http://schemas.microsoft.com/office/word/2015/wordml/symex" xmlns:sl="http://schemas.openxmlformats.org/schemaLibrary/2006/main" mc:Ignorable="w14 w15 w16se w16cid w16 w16cex w16sdtdh w16sdtfl w16du">
   <w:view w:val="normal"/>
   <w:defaultTabStop w:val="720"/>
   <w:characterSpacingControl w:val="doNotCompress"/>
@@ -7106,6 +7112,7 @@
     <w:compatSetting w:name="enableOpenTypeFeatures" w:uri="http://schemas.microsoft.com/office/word" w:val="1"/>
     <w:compatSetting w:name="doNotFlipMirrorIndents" w:uri="http://schemas.microsoft.com/office/word" w:val="1"/>
     <w:compatSetting w:name="differentiateMultirowTableHeaders" w:uri="http://schemas.microsoft.com/office/word" w:val="1"/>
+    <w:compatSetting w:name="useWord2013TrackBottomHyphenation" w:uri="http://schemas.microsoft.com/office/word" w:val="1"/>
   </w:compat>
   <w:rsids>
     <w:rsidRoot w:val="00BF1FEF"/>
@@ -7115,7 +7122,9 @@
     <w:rsid w:val="00454AAD"/>
     <w:rsid w:val="004D5586"/>
     <w:rsid w:val="0066115C"/>
+    <w:rsid w:val="006770AF"/>
     <w:rsid w:val="00974E10"/>
+    <w:rsid w:val="00AE16F0"/>
     <w:rsid w:val="00BF1FEF"/>
     <w:rsid w:val="00C9483B"/>
     <w:rsid w:val="00F544EB"/>
@@ -7144,7 +7153,7 @@
 </file>
 
 <file path=word/glossary/styles.xml><?xml version="1.0" encoding="utf-8"?>
-<w:styles xmlns:mc="http://schemas.openxmlformats.org/markup-compatibility/2006" xmlns:r="http://schemas.openxmlformats.org/officeDocument/2006/relationships" xmlns:w="http://schemas.openxmlformats.org/wordprocessingml/2006/main" xmlns:w14="http://schemas.microsoft.com/office/word/2010/wordml" xmlns:w15="http://schemas.microsoft.com/office/word/2012/wordml" xmlns:w16se="http://schemas.microsoft.com/office/word/2015/wordml/symex" mc:Ignorable="w14 w15 w16se">
+<w:styles xmlns:mc="http://schemas.openxmlformats.org/markup-compatibility/2006" xmlns:r="http://schemas.openxmlformats.org/officeDocument/2006/relationships" xmlns:w="http://schemas.openxmlformats.org/wordprocessingml/2006/main" xmlns:w14="http://schemas.microsoft.com/office/word/2010/wordml" xmlns:w15="http://schemas.microsoft.com/office/word/2012/wordml" xmlns:w16cex="http://schemas.microsoft.com/office/word/2018/wordml/cex" xmlns:w16cid="http://schemas.microsoft.com/office/word/2016/wordml/cid" xmlns:w16="http://schemas.microsoft.com/office/word/2018/wordml" xmlns:w16du="http://schemas.microsoft.com/office/word/2023/wordml/word16du" xmlns:w16sdtdh="http://schemas.microsoft.com/office/word/2020/wordml/sdtdatahash" xmlns:w16sdtfl="http://schemas.microsoft.com/office/word/2024/wordml/sdtformatlock" xmlns:w16se="http://schemas.microsoft.com/office/word/2015/wordml/symex" mc:Ignorable="w14 w15 w16se w16cid w16 w16cex w16sdtdh w16sdtfl w16du">
   <w:docDefaults>
     <w:rPrDefault>
       <w:rPr>
@@ -7160,7 +7169,7 @@
       </w:pPr>
     </w:pPrDefault>
   </w:docDefaults>
-  <w:latentStyles w:defLockedState="0" w:defUIPriority="99" w:defSemiHidden="0" w:defUnhideWhenUsed="0" w:defQFormat="0" w:count="374">
+  <w:latentStyles w:defLockedState="0" w:defUIPriority="99" w:defSemiHidden="0" w:defUnhideWhenUsed="0" w:defQFormat="0" w:count="376">
     <w:lsdException w:name="Normal" w:uiPriority="0" w:qFormat="1"/>
     <w:lsdException w:name="heading 1" w:uiPriority="9" w:qFormat="1"/>
     <w:lsdException w:name="heading 2" w:semiHidden="1" w:uiPriority="9" w:unhideWhenUsed="1" w:qFormat="1"/>
@@ -7535,6 +7544,8 @@
     <w:lsdException w:name="Mention" w:semiHidden="1" w:unhideWhenUsed="1"/>
     <w:lsdException w:name="Smart Hyperlink" w:semiHidden="1" w:unhideWhenUsed="1"/>
     <w:lsdException w:name="Hashtag" w:semiHidden="1" w:unhideWhenUsed="1"/>
+    <w:lsdException w:name="Unresolved Mention" w:semiHidden="1" w:unhideWhenUsed="1"/>
+    <w:lsdException w:name="Smart Link" w:semiHidden="1" w:unhideWhenUsed="1"/>
   </w:latentStyles>
   <w:style w:type="paragraph" w:default="1" w:styleId="Normal">
     <w:name w:val="Normal"/>
@@ -7573,132 +7584,17 @@
   <w:style w:type="paragraph" w:customStyle="1" w:styleId="CE916A3CFA804A93822709A05A3E3592">
     <w:name w:val="CE916A3CFA804A93822709A05A3E3592"/>
   </w:style>
-  <w:style w:type="paragraph" w:customStyle="1" w:styleId="A2CA7EE122464C269E8576EFD3849930">
-    <w:name w:val="A2CA7EE122464C269E8576EFD3849930"/>
-  </w:style>
   <w:style w:type="paragraph" w:customStyle="1" w:styleId="BA7854FD742A4FFCA882CCFF9D7981A7">
     <w:name w:val="BA7854FD742A4FFCA882CCFF9D7981A7"/>
   </w:style>
   <w:style w:type="paragraph" w:customStyle="1" w:styleId="489DA4307AF944B183C70B25E0854AB2">
     <w:name w:val="489DA4307AF944B183C70B25E0854AB2"/>
   </w:style>
-  <w:style w:type="paragraph" w:customStyle="1" w:styleId="A9909F163839407FA4716CB3068853F0">
-    <w:name w:val="A9909F163839407FA4716CB3068853F0"/>
-  </w:style>
-  <w:style w:type="paragraph" w:customStyle="1" w:styleId="3B57321EDBA64F44BE42216F26D0B4B9">
-    <w:name w:val="3B57321EDBA64F44BE42216F26D0B4B9"/>
-  </w:style>
-  <w:style w:type="paragraph" w:customStyle="1" w:styleId="6908AD5FEDBC4EBAAA48C2BF4F82AB86">
-    <w:name w:val="6908AD5FEDBC4EBAAA48C2BF4F82AB86"/>
-  </w:style>
-  <w:style w:type="paragraph" w:customStyle="1" w:styleId="FB2A14C88C714CA78FDB109D8D94019D">
-    <w:name w:val="FB2A14C88C714CA78FDB109D8D94019D"/>
-  </w:style>
-  <w:style w:type="paragraph" w:customStyle="1" w:styleId="8791B4642C904C15BA0867CD567E3E28">
-    <w:name w:val="8791B4642C904C15BA0867CD567E3E28"/>
-  </w:style>
-  <w:style w:type="paragraph" w:customStyle="1" w:styleId="2A769482F2DC4766AB23A78D33CB50A6">
-    <w:name w:val="2A769482F2DC4766AB23A78D33CB50A6"/>
-  </w:style>
-  <w:style w:type="paragraph" w:customStyle="1" w:styleId="5067529DE68E488480A36DC06E6F1F45">
-    <w:name w:val="5067529DE68E488480A36DC06E6F1F45"/>
-  </w:style>
-  <w:style w:type="paragraph" w:customStyle="1" w:styleId="1639EC87D7FD47B3B93ADC653CFDB76F">
-    <w:name w:val="1639EC87D7FD47B3B93ADC653CFDB76F"/>
-  </w:style>
-  <w:style w:type="paragraph" w:customStyle="1" w:styleId="E85CBBD56CC94BBBB5D2D56E175D227D">
-    <w:name w:val="E85CBBD56CC94BBBB5D2D56E175D227D"/>
-    <w:rsid w:val="00BF1FEF"/>
-  </w:style>
-  <w:style w:type="paragraph" w:customStyle="1" w:styleId="F9CA616A77A24C6AB9866ECB47BB4DB8">
-    <w:name w:val="F9CA616A77A24C6AB9866ECB47BB4DB8"/>
-    <w:rsid w:val="00BF1FEF"/>
-  </w:style>
-  <w:style w:type="paragraph" w:customStyle="1" w:styleId="B2D9335D66A744D1936C3086D0B8BE33">
-    <w:name w:val="B2D9335D66A744D1936C3086D0B8BE33"/>
-    <w:rsid w:val="00BF1FEF"/>
-  </w:style>
-  <w:style w:type="paragraph" w:customStyle="1" w:styleId="0EC3C7697C0E456D993FA25E6BF53ED8">
-    <w:name w:val="0EC3C7697C0E456D993FA25E6BF53ED8"/>
-    <w:rsid w:val="00BF1FEF"/>
-  </w:style>
-  <w:style w:type="paragraph" w:customStyle="1" w:styleId="9A06A8894C35432EA93B73DA80B29A19">
-    <w:name w:val="9A06A8894C35432EA93B73DA80B29A19"/>
-    <w:rsid w:val="00BF1FEF"/>
-  </w:style>
-  <w:style w:type="paragraph" w:customStyle="1" w:styleId="E2F03B12B3C1471F92E82D6382DA1932">
-    <w:name w:val="E2F03B12B3C1471F92E82D6382DA1932"/>
-    <w:rsid w:val="00BF1FEF"/>
-  </w:style>
-  <w:style w:type="paragraph" w:customStyle="1" w:styleId="E3165EE4808F44B0A904C5516F8596A7">
-    <w:name w:val="E3165EE4808F44B0A904C5516F8596A7"/>
-    <w:rsid w:val="00BF1FEF"/>
-  </w:style>
-  <w:style w:type="paragraph" w:customStyle="1" w:styleId="DBE2F8C996164D47AC2EE2BF624C34EF">
-    <w:name w:val="DBE2F8C996164D47AC2EE2BF624C34EF"/>
-    <w:rsid w:val="00BF1FEF"/>
-  </w:style>
-  <w:style w:type="paragraph" w:customStyle="1" w:styleId="86B3224DC36041BFAF4A98DAB2D41DCC">
-    <w:name w:val="86B3224DC36041BFAF4A98DAB2D41DCC"/>
-    <w:rsid w:val="00BF1FEF"/>
-  </w:style>
-  <w:style w:type="paragraph" w:customStyle="1" w:styleId="1DDC122089D5430C84466AF1711F4F49">
-    <w:name w:val="1DDC122089D5430C84466AF1711F4F49"/>
-    <w:rsid w:val="00BF1FEF"/>
-  </w:style>
-  <w:style w:type="paragraph" w:customStyle="1" w:styleId="46495A270B4F449B9C80C7A0E9C0B810">
-    <w:name w:val="46495A270B4F449B9C80C7A0E9C0B810"/>
-    <w:rsid w:val="00BF1FEF"/>
-  </w:style>
-  <w:style w:type="paragraph" w:customStyle="1" w:styleId="279C9770029D47E98973757E1B543283">
-    <w:name w:val="279C9770029D47E98973757E1B543283"/>
-    <w:rsid w:val="00BF1FEF"/>
-  </w:style>
-  <w:style w:type="paragraph" w:customStyle="1" w:styleId="9A08311B02534CD5A5652AFEEB280755">
-    <w:name w:val="9A08311B02534CD5A5652AFEEB280755"/>
-    <w:rsid w:val="00BF1FEF"/>
-  </w:style>
-  <w:style w:type="paragraph" w:customStyle="1" w:styleId="B4E0F82534D34AF2881CEC10F6DCFD18">
-    <w:name w:val="B4E0F82534D34AF2881CEC10F6DCFD18"/>
-    <w:rsid w:val="00BF1FEF"/>
-  </w:style>
-  <w:style w:type="paragraph" w:customStyle="1" w:styleId="A445A3128D7743D9812E58B988AA60D1">
-    <w:name w:val="A445A3128D7743D9812E58B988AA60D1"/>
-    <w:rsid w:val="00BF1FEF"/>
-  </w:style>
-  <w:style w:type="paragraph" w:customStyle="1" w:styleId="C62AA9C5CC8B41C4AB72BCC86C39BC05">
-    <w:name w:val="C62AA9C5CC8B41C4AB72BCC86C39BC05"/>
-    <w:rsid w:val="00BF1FEF"/>
-  </w:style>
-  <w:style w:type="paragraph" w:customStyle="1" w:styleId="C1E7456DA5AB4D6392BBA4A20C72700F">
-    <w:name w:val="C1E7456DA5AB4D6392BBA4A20C72700F"/>
-    <w:rsid w:val="00BF1FEF"/>
-  </w:style>
-  <w:style w:type="paragraph" w:customStyle="1" w:styleId="184BE193E2324FC28750AF9D9AC89DB0">
-    <w:name w:val="184BE193E2324FC28750AF9D9AC89DB0"/>
-    <w:rsid w:val="00BF1FEF"/>
-  </w:style>
-  <w:style w:type="paragraph" w:customStyle="1" w:styleId="C4188DDDF34F446C99F95D743C4F8FF1">
-    <w:name w:val="C4188DDDF34F446C99F95D743C4F8FF1"/>
-    <w:rsid w:val="00BF1FEF"/>
-  </w:style>
-  <w:style w:type="paragraph" w:customStyle="1" w:styleId="86B03067894740BC8CC2EF9D443DF3D9">
-    <w:name w:val="86B03067894740BC8CC2EF9D443DF3D9"/>
-    <w:rsid w:val="00BF1FEF"/>
-  </w:style>
-  <w:style w:type="paragraph" w:customStyle="1" w:styleId="9DECCF3E540A4FB989552CFDE846C751">
-    <w:name w:val="9DECCF3E540A4FB989552CFDE846C751"/>
-    <w:rsid w:val="00BF1FEF"/>
-  </w:style>
-  <w:style w:type="paragraph" w:customStyle="1" w:styleId="C3A752AECD79434CABE7A5160C0FB5EC">
-    <w:name w:val="C3A752AECD79434CABE7A5160C0FB5EC"/>
-    <w:rsid w:val="00BF1FEF"/>
-  </w:style>
 </w:styles>
 </file>
 
 <file path=word/glossary/webSettings.xml><?xml version="1.0" encoding="utf-8"?>
-<w:webSettings xmlns:mc="http://schemas.openxmlformats.org/markup-compatibility/2006" xmlns:r="http://schemas.openxmlformats.org/officeDocument/2006/relationships" xmlns:w="http://schemas.openxmlformats.org/wordprocessingml/2006/main" xmlns:w14="http://schemas.microsoft.com/office/word/2010/wordml" xmlns:w15="http://schemas.microsoft.com/office/word/2012/wordml" xmlns:w16se="http://schemas.microsoft.com/office/word/2015/wordml/symex" mc:Ignorable="w14 w15 w16se">
+<w:webSettings xmlns:mc="http://schemas.openxmlformats.org/markup-compatibility/2006" xmlns:r="http://schemas.openxmlformats.org/officeDocument/2006/relationships" xmlns:w="http://schemas.openxmlformats.org/wordprocessingml/2006/main" xmlns:w14="http://schemas.microsoft.com/office/word/2010/wordml" xmlns:w15="http://schemas.microsoft.com/office/word/2012/wordml" xmlns:w16cex="http://schemas.microsoft.com/office/word/2018/wordml/cex" xmlns:w16cid="http://schemas.microsoft.com/office/word/2016/wordml/cid" xmlns:w16="http://schemas.microsoft.com/office/word/2018/wordml" xmlns:w16du="http://schemas.microsoft.com/office/word/2023/wordml/word16du" xmlns:w16sdtdh="http://schemas.microsoft.com/office/word/2020/wordml/sdtdatahash" xmlns:w16sdtfl="http://schemas.microsoft.com/office/word/2024/wordml/sdtformatlock" xmlns:w16se="http://schemas.microsoft.com/office/word/2015/wordml/symex" mc:Ignorable="w14 w15 w16se w16cid w16 w16cex w16sdtdh w16sdtfl w16du">
   <w:optimizeForBrowser/>
   <w:allowPNG/>
 </w:webSettings>
@@ -7967,7 +7863,7 @@
 
 <file path=customXml/item1.xml><?xml version="1.0" encoding="utf-8"?>
 <CoverPageProperties xmlns="http://schemas.microsoft.com/office/2006/coverPageProps">
-  <PublishDate>2017-04-03T00:00:00</PublishDate>
+  <PublishDate>2026-04-22T00:00:00</PublishDate>
   <Abstract/>
   <CompanyAddress/>
   <CompanyPhone/>
